--- a/zaini_case_audit_output/outputs/word/documents/096_مرفق رقم 8 ـ مذكرة من المحامي ابو راشد في الدعوى 42824717 ـ 25-04-1443 هـ.pdf.docx
+++ b/zaini_case_audit_output/outputs/word/documents/096_مرفق رقم 8 ـ مذكرة من المحامي ابو راشد في الدعوى 42824717 ـ 25-04-1443 هـ.pdf.docx
@@ -53,6 +53,20 @@
         <w:t>[مخرج آلي / Script Output - سماوي]  [مخرج آلي يحتاج مراجعة بشرية - وردي]</w:t>
       </w:r>
     </w:p>
+    <w:p>
+      <w:pPr>
+        <w:jc w:val="right"/>
+        <w:bidi/>
+      </w:pPr>
+      <w:r>
+        <w:rPr>
+          <w:b w:val="0"/>
+          <w:i/>
+          <w:color w:val="C00000"/>
+        </w:rPr>
+        <w:t>[نص ممسوح OCR صُحِّح ترتيبه آلياً — قد يحتوي أخطاء طفيفة]</w:t>
+      </w:r>
+    </w:p>
     <w:p/>
     <w:p>
       <w:pPr>
@@ -64,7 +78,7 @@
           <w:b w:val="0"/>
           <w:i w:val="0"/>
         </w:rPr>
-        <w:t>مكتب المحامي</w:t>
+        <w:t>يماحملا بتكم</w:t>
       </w:r>
     </w:p>
     <w:p>
@@ -77,7 +91,7 @@
           <w:b w:val="0"/>
           <w:i w:val="0"/>
         </w:rPr>
-        <w:t>خالد سامي أبو راشد</w:t>
+        <w:t>دشار وبأ يماس دلاخ</w:t>
       </w:r>
     </w:p>
     <w:p>
@@ -90,7 +104,7 @@
           <w:b w:val="0"/>
           <w:i w:val="0"/>
         </w:rPr>
-        <w:t>للإستشارات القانونية والمحاماة ترخيص رقم (٢٣/١٤٠) وزارة العدل الرقم الضريبي: ٣١٠٠٤١٤٩٩٤٠٠٠٠٣</w:t>
+        <w:t>٣١٠٠٤١٤٩٩٤٠٠٠٠٣ :يبيرضلا مقرلا لدعلا ةرازو (٢٣/١٤٠) مقر صيخرت ةاماحملاو ةينوناقلا تاراشتسإلل</w:t>
       </w:r>
     </w:p>
     <w:p>
@@ -168,7 +182,7 @@
           <w:b w:val="0"/>
           <w:i w:val="0"/>
         </w:rPr>
-        <w:t>سعادة الأستاذ / أحمد بن أسامة زيني - المدير العام ( القضايا الشخصية )</w:t>
+        <w:t>( ةيصخشلا اياضقلا ) ماعلا ريدملا - ينيز ةماسأ نب دمحأ / ذاتسألا ةداعس</w:t>
       </w:r>
     </w:p>
     <w:p>
@@ -181,7 +195,7 @@
           <w:b w:val="0"/>
           <w:i w:val="0"/>
         </w:rPr>
-        <w:t>.. صورة لسعادة المستشار القانوني الأستاذ / طاهر خير الدين - مدير الإدارة القانونية .. صورة لسعادة الأستاذ / أنور باحميشان - مساعد المدير للشؤون القانونية</w:t>
+        <w:t>ةينوناقلا نوؤشلل ريدملا دعاسم - ناشيمحاب رونأ / ذاتسألا ةداعسل ةروص .. ةينوناقلا ةرادإلا ريدم - نيدلا ريخ رهاط / ذاتسألا ينوناقلا راشتسملا ةداعسل ةروص ..</w:t>
       </w:r>
     </w:p>
     <w:p>
@@ -246,7 +260,7 @@
           <w:b w:val="0"/>
           <w:i w:val="0"/>
         </w:rPr>
-        <w:t>الموافق</w:t>
+        <w:t>قفاوملا</w:t>
       </w:r>
     </w:p>
     <w:p>
@@ -389,7 +403,7 @@
           <w:b w:val="0"/>
           <w:i w:val="0"/>
         </w:rPr>
-        <w:t>المحامي خالد سامي أبو را</w:t>
+        <w:t>ار وبأ يماس دلاخ يماحملا</w:t>
       </w:r>
     </w:p>
     <w:p>
@@ -402,7 +416,7 @@
           <w:b w:val="0"/>
           <w:i w:val="0"/>
         </w:rPr>
-        <w:t>عضو معهد المحكمين الدوليين بلندن - محكم معتمد لدى مركز التحكيم لدول مجلس التعاون الخليجي محكم معتمد لدى وزارة العدل السعودية - أستاذ متعاون بجامعة الملك عبد العزيز (سابقاً)</w:t>
+        <w:t>(ًاقباس) زيزعلا دبع كلملا ةعماجب نواعتم ذاتسأ - ةيدوعسلا لدعلا ةرازو ىدل دمتعم مكحم يجيلخلا نواعتلا سلجم لودل ميكحتلا زكرم ىدل دمتعم مكحم - ندنلب نييلودلا نيمكحملا دهعم وضع</w:t>
       </w:r>
     </w:p>
     <w:p>
@@ -415,7 +429,7 @@
           <w:b w:val="0"/>
           <w:i w:val="0"/>
         </w:rPr>
-        <w:t>المملكة العربية السعودية - جدة - شارع صفية بنت عبدالمطلب - هاتف: ١٦٥٥٤٧٧٧ / ٦٥٥٠٣٠٣ - فاكس: ٦٥٥٠٧٠٧ - ص.ب ٤٠٥٩٨ جدة ٢١٥١١</w:t>
+        <w:t>٢١٥١١ ةدج ٤٠٥٩٨ ب.ص - ٦٥٥٠٧٠٧ :سكاف - ٦٥٥٠٣٠٣ / ١٦٥٥٤٧٧٧ :فتاه - بلطملادبع تنب ةيفص عراش - ةدج - ةيدوعسلا ةيبرعلا ةكلمملا</w:t>
       </w:r>
     </w:p>
     <w:p>
